--- a/docs/evaluation/docx/M11-retirement-and-pension-council.docx
+++ b/docs/evaluation/docx/M11-retirement-and-pension-council.docx
@@ -12,7 +12,7 @@
           <w:color w:val="1F3864"/>
           <w:sz w:val="52"/>
         </w:rPr>
-        <w:t xml:space="preserve"> Adversarial Idea Evaluator — Council Report</w:t>
+        <w:t>M11 retirement and pension council</w:t>
       </w:r>
     </w:p>
     <w:p>
@@ -408,7 +408,7 @@
         <w:rPr>
           <w:b/>
         </w:rPr>
-        <w:t>3. NPS is treated as a hollow DC scheme — but government NPS is not.</w:t>
+        <w:t>3. NPS is treated as a hollow DC scheme — but enterprise NPS is not.</w:t>
       </w:r>
       <w:r>
         <w:t xml:space="preserve"> FR-05 says M11 "does not compute a defined-benefit pension" for NPS and emits only indicative annuity/lump-sum. This ignores (a) </w:t>
@@ -420,7 +420,7 @@
         <w:t>CCS (Implementation of NPS) Rules 2021</w:t>
       </w:r>
       <w:r>
-        <w:t xml:space="preserve">, under which a government NPS employee's family on death-in-service or on invalidation is entitled to a *default* benefit equivalent to OPS family/invalid pension; and (b) the </w:t>
+        <w:t xml:space="preserve">, under which a enterprise NPS employee's family on death-in-service or on invalidation is entitled to a *default* benefit equivalent to OPS family/invalid pension; and (b) the </w:t>
       </w:r>
       <w:r>
         <w:rPr>
@@ -429,7 +429,7 @@
         <w:t>Unified Pension Scheme (UPS), effective 01-Apr-2025</w:t>
       </w:r>
       <w:r>
-        <w:t xml:space="preserve">, giving opted-in NPS employees an assured payout (≈50% of last-12-month average pay). A 2026 government BRD that has no UPS and no NPS-death-default benefit will misroute and under-serve a growing cohort. </w:t>
+        <w:t xml:space="preserve">, giving opted-in NPS employees an assured payout (≈50% of last-12-month average pay). A 2026 enterprise BRD that has no UPS and no NPS-death-default benefit will misroute and under-serve a growing cohort. </w:t>
       </w:r>
       <w:r>
         <w:rPr>
@@ -702,7 +702,7 @@
         <w:t>No one has told me what the pensioner actually *has to do*, and when.</w:t>
       </w:r>
       <w:r>
-        <w:t xml:space="preserve"> The pensioner-facing surface is a set of API verbs (submit LC, report death, raise grievance). Where is the plain-language *annual calendar* — "your life certificate is due in November; here are four ways to submit it; here is what happens if you miss it"? IR10 silently suspends the pension; from the outside that looks like the government stopped paying with no warning. The notification table helps, but suspension is a financial shock to an 80-year-old.</w:t>
+        <w:t xml:space="preserve"> The pensioner-facing surface is a set of API verbs (submit LC, report death, raise grievance). Where is the plain-language *annual calendar* — "your life certificate is due in November; here are four ways to submit it; here is what happens if you miss it"? IR10 silently suspends the pension; from the outside that looks like the enterprise stopped paying with no warning. The notification table helps, but suspension is a financial shock to an 80-year-old.</w:t>
       </w:r>
     </w:p>
     <w:p>
@@ -849,7 +849,7 @@
         <w:rPr>
           <w:b/>
         </w:rPr>
-        <w:t>effective-dated rule-table entities and load + sign-off the actual government rule values</w:t>
+        <w:t>effective-dated rule-table entities and load + sign-off the actual enterprise rule values</w:t>
       </w:r>
       <w:r>
         <w:t xml:space="preserve"> (DA, factors, rates, ceilings, ages, min/max), and in parallel </w:t>
@@ -1237,7 +1237,7 @@
         <w:t>Dual family pension and the two-eligible-children/twins cases.</w:t>
       </w:r>
       <w:r>
-        <w:t xml:space="preserve"> Where both spouses are government servants, the survivor can draw </w:t>
+        <w:t xml:space="preserve"> Where both spouses are employees, the survivor can draw </w:t>
       </w:r>
       <w:r>
         <w:rPr>
@@ -3346,7 +3346,7 @@
         <w:rPr>
           <w:b/>
         </w:rPr>
-        <w:t>Add UPS and government-NPS death/invalidation defaults.</w:t>
+        <w:t>Add UPS and enterprise-NPS death/invalidation defaults.</w:t>
       </w:r>
       <w:r>
         <w:t xml:space="preserve"> Extend </w:t>
@@ -3484,7 +3484,7 @@
         <w:t>rule_version_ref</w:t>
       </w:r>
       <w:r>
-        <w:t xml:space="preserve"> points to real rows. Load and sign off the actual government values. (R7)</w:t>
+        <w:t xml:space="preserve"> points to real rows. Load and sign off the actual enterprise values. (R7)</w:t>
       </w:r>
     </w:p>
     <w:p>
@@ -3833,7 +3833,7 @@
         <w:color w:val="808080"/>
         <w:sz w:val="16"/>
       </w:rPr>
-      <w:t xml:space="preserve"> Adversarial Idea Evaluator — Council Report</w:t>
+      <w:t>M11 retirement and pension council</w:t>
       <w:tab/>
       <w:t>Confidential</w:t>
     </w:r>
